--- a/arb/docx/54.content.docx
+++ b/arb/docx/54.content.docx
@@ -666,23 +666,7 @@
           <w:cs/>
           <w:lang w:val="ar_AE" w:bidi="ar_AE"/>
         </w:rPr>
-        <w:t xml:space="preserve">كان تيموثاوس في ذلك الوقت في أفسس، يخدم كممثل للرسول بولس (انظر </w:t>
-      </w:r>
-      <w:r>
-        <w:rPr>
-          <w:rtl/>
-          <w:cs/>
-          <w:lang w:val="ar_AE" w:bidi="ar_AE"/>
-        </w:rPr>
-        <w:t>مقدمة رسالة تيموثاوس الأولى</w:t>
-      </w:r>
-      <w:r>
-        <w:rPr>
-          <w:rtl/>
-          <w:cs/>
-          <w:lang w:val="ar_AE" w:bidi="ar_AE"/>
-        </w:rPr>
-        <w:t xml:space="preserve">، "الإعداد"). • كان تيموثاوس ابن بولس في الإيمان فعليًّا (انظر </w:t>
+        <w:t xml:space="preserve">كان تيموثاوس في ذلك الوقت في أفسس، يخدم كممثل للرسول بولس (انظر مقدمة رسالة تيموثاوس الأولى، "الإعداد"). • كان تيموثاوس ابن بولس في الإيمان فعليًّا (انظر </w:t>
       </w:r>
       <w:r>
         <w:rPr>
@@ -906,23 +890,7 @@
           <w:cs/>
           <w:lang w:val="ar_AE" w:bidi="ar_AE"/>
         </w:rPr>
-        <w:t xml:space="preserve">عادة ما تتبع تحيات بولس شكر الله ومباركته؛ غالبًا ما قامت الرسائل اليونانية الرومانية بالأمر ذاته. ربما لا تتضمَّن كل من الرسالة الأولى إلى تيموثاوس والرسالة إلى تيطس هذا بسبب طابعهما كرسائل رسمية تفوِّض مندوبًا (انظر </w:t>
-      </w:r>
-      <w:r>
-        <w:rPr>
-          <w:rtl/>
-          <w:cs/>
-          <w:lang w:val="ar_AE" w:bidi="ar_AE"/>
-        </w:rPr>
-        <w:t>مقدمة رسالة تيموثاوس الأولى</w:t>
-      </w:r>
-      <w:r>
-        <w:rPr>
-          <w:rtl/>
-          <w:cs/>
-          <w:lang w:val="ar_AE" w:bidi="ar_AE"/>
-        </w:rPr>
-        <w:t>، "نوع الأدب"). بدلاً من ذلك، يُعبر بولس أولًا عن قلقه وذلك لإسكات المعلمين الكذبة.</w:t>
+        <w:t>عادة ما تتبع تحيات بولس شكر الله ومباركته؛ غالبًا ما قامت الرسائل اليونانية الرومانية بالأمر ذاته. ربما لا تتضمَّن كل من الرسالة الأولى إلى تيموثاوس والرسالة إلى تيطس هذا بسبب طابعهما كرسائل رسمية تفوِّض مندوبًا (انظر مقدمة رسالة تيموثاوس الأولى، "نوع الأدب"). بدلاً من ذلك، يُعبر بولس أولًا عن قلقه وذلك لإسكات المعلمين الكذبة.</w:t>
       </w:r>
       <w:r>
         <w:rPr>
@@ -2838,23 +2806,7 @@
           <w:cs/>
           <w:lang w:val="ar_AE" w:bidi="ar_AE"/>
         </w:rPr>
-        <w:t xml:space="preserve">)، الواجب عليه الاستفادة من المصادر المتاحة والبقاء أمينًا، مع توخِّي الحذر من المثلَين السيئين الموضَّحَين. يجدر بالكنيسة (وأيضًا البعض من مستمعي الرسالة؛ انظر </w:t>
-      </w:r>
-      <w:r>
-        <w:rPr>
-          <w:rtl/>
-          <w:cs/>
-          <w:lang w:val="ar_AE" w:bidi="ar_AE"/>
-        </w:rPr>
-        <w:t>مقدمة كتاب تيموثاوس الأولى</w:t>
-      </w:r>
-      <w:r>
-        <w:rPr>
-          <w:rtl/>
-          <w:cs/>
-          <w:lang w:val="ar_AE" w:bidi="ar_AE"/>
-        </w:rPr>
-        <w:t>، "نمط الأدب") توقُّع قيام مندوب بولس بعمل هذه الأشياء.</w:t>
+        <w:t>)، الواجب عليه الاستفادة من المصادر المتاحة والبقاء أمينًا، مع توخِّي الحذر من المثلَين السيئين الموضَّحَين. يجدر بالكنيسة (وأيضًا البعض من مستمعي الرسالة؛ انظر مقدمة كتاب تيموثاوس الأولى، "نمط الأدب") توقُّع قيام مندوب بولس بعمل هذه الأشياء.</w:t>
       </w:r>
       <w:r>
         <w:rPr>
@@ -5444,23 +5396,7 @@
           <w:cs/>
           <w:lang w:val="ar_AE" w:bidi="ar_AE"/>
         </w:rPr>
-        <w:t xml:space="preserve">): التفسير الأكثر احتمالاً لهذه العبارة أنَّ المعلمين الكذبة أثاروا مشكلات داخل بيوت الأسر (انظر </w:t>
-      </w:r>
-      <w:r>
-        <w:rPr>
-          <w:rtl/>
-          <w:cs/>
-          <w:lang w:val="ar_AE" w:bidi="ar_AE"/>
-        </w:rPr>
-        <w:t>مقدمة رسالة تيموثاوس الأولى</w:t>
-      </w:r>
-      <w:r>
-        <w:rPr>
-          <w:rtl/>
-          <w:cs/>
-          <w:lang w:val="ar_AE" w:bidi="ar_AE"/>
-        </w:rPr>
-        <w:t xml:space="preserve">، "الإعداد") وكان بولس يدعو هؤلاء النساء إلى العودة للعلاقات الصحيحة داخل منازلهن بما يتماشى مع حقيقة البشارة المُفرحة (انظر </w:t>
+        <w:t xml:space="preserve">): التفسير الأكثر احتمالاً لهذه العبارة أنَّ المعلمين الكذبة أثاروا مشكلات داخل بيوت الأسر (انظر مقدمة رسالة تيموثاوس الأولى، "الإعداد") وكان بولس يدعو هؤلاء النساء إلى العودة للعلاقات الصحيحة داخل منازلهن بما يتماشى مع حقيقة البشارة المُفرحة (انظر </w:t>
       </w:r>
       <w:r>
         <w:rPr>
@@ -14119,23 +14055,7 @@
           <w:cs/>
           <w:lang w:val="ar_AE" w:bidi="ar_AE"/>
         </w:rPr>
-        <w:t xml:space="preserve">(هذه هي الآية 22 في ترجمة فان دايك): أُرسلت الرسالة إلى تيموثاوس ولكن كان من المفترض أن تُقرأ على الكنيسة بأكملها (انظر </w:t>
-      </w:r>
-      <w:r>
-        <w:rPr>
-          <w:rtl/>
-          <w:cs/>
-          <w:lang w:val="ar_AE" w:bidi="ar_AE"/>
-        </w:rPr>
-        <w:t>مقدمة رسالة تيموثاوس الأولى</w:t>
-      </w:r>
-      <w:r>
-        <w:rPr>
-          <w:rtl/>
-          <w:cs/>
-          <w:lang w:val="ar_AE" w:bidi="ar_AE"/>
-        </w:rPr>
-        <w:t>، "نوع الأدب").</w:t>
+        <w:t>(هذه هي الآية 22 في ترجمة فان دايك): أُرسلت الرسالة إلى تيموثاوس ولكن كان من المفترض أن تُقرأ على الكنيسة بأكملها (انظر مقدمة رسالة تيموثاوس الأولى، "نوع الأدب").</w:t>
       </w:r>
       <w:r>
         <w:rPr>
